--- a/page/이사_청소 들어갈 내용.docx
+++ b/page/이사_청소 들어갈 내용.docx
@@ -41,7 +41,7 @@
           <w:pgNumType w:start="1"/>
         </w:sectPr>
       </w:pPr>
-      <w:bookmarkStart w:colFirst="0" w:colLast="0" w:name="_5qmlfupqll8c" w:id="0"/>
+      <w:bookmarkStart w:colFirst="0" w:colLast="0" w:name="_5ub0lq5xabpt" w:id="0"/>
       <w:bookmarkEnd w:id="0"/>
       <w:r>
         <w:rPr>
@@ -79,12 +79,12 @@
           <wp:inline distB="114300" distT="114300" distL="114300" distR="114300">
             <wp:extent cx="638175" cy="285750"/>
             <wp:effectExtent b="0" l="0" r="0" t="0"/>
-            <wp:docPr id="17" name="image7.png"/>
+            <wp:docPr id="30" name="image5.png"/>
             <a:graphic>
               <a:graphicData uri="http://schemas.openxmlformats.org/drawingml/2006/picture">
                 <pic:pic>
                   <pic:nvPicPr>
-                    <pic:cNvPr id="0" name="image7.png"/>
+                    <pic:cNvPr id="0" name="image5.png"/>
                     <pic:cNvPicPr preferRelativeResize="0"/>
                   </pic:nvPicPr>
                   <pic:blipFill>
@@ -242,12 +242,12 @@
           <wp:inline distB="114300" distT="114300" distL="114300" distR="114300">
             <wp:extent cx="5731200" cy="4470400"/>
             <wp:effectExtent b="0" l="0" r="0" t="0"/>
-            <wp:docPr id="14" name="image1.png"/>
+            <wp:docPr id="20" name="image4.png"/>
             <a:graphic>
               <a:graphicData uri="http://schemas.openxmlformats.org/drawingml/2006/picture">
                 <pic:pic>
                   <pic:nvPicPr>
-                    <pic:cNvPr id="0" name="image1.png"/>
+                    <pic:cNvPr id="0" name="image4.png"/>
                     <pic:cNvPicPr preferRelativeResize="0"/>
                   </pic:nvPicPr>
                   <pic:blipFill>
@@ -348,12 +348,12 @@
           <wp:inline distB="114300" distT="114300" distL="114300" distR="114300">
             <wp:extent cx="5731200" cy="1689100"/>
             <wp:effectExtent b="0" l="0" r="0" t="0"/>
-            <wp:docPr id="23" name="image11.png"/>
+            <wp:docPr id="40" name="image23.png"/>
             <a:graphic>
               <a:graphicData uri="http://schemas.openxmlformats.org/drawingml/2006/picture">
                 <pic:pic>
                   <pic:nvPicPr>
-                    <pic:cNvPr id="0" name="image11.png"/>
+                    <pic:cNvPr id="0" name="image23.png"/>
                     <pic:cNvPicPr preferRelativeResize="0"/>
                   </pic:nvPicPr>
                   <pic:blipFill>
@@ -394,12 +394,12 @@
           <wp:inline distB="114300" distT="114300" distL="114300" distR="114300">
             <wp:extent cx="647700" cy="333375"/>
             <wp:effectExtent b="0" l="0" r="0" t="0"/>
-            <wp:docPr id="38" name="image4.png"/>
+            <wp:docPr id="31" name="image10.png"/>
             <a:graphic>
               <a:graphicData uri="http://schemas.openxmlformats.org/drawingml/2006/picture">
                 <pic:pic>
                   <pic:nvPicPr>
-                    <pic:cNvPr id="0" name="image4.png"/>
+                    <pic:cNvPr id="0" name="image10.png"/>
                     <pic:cNvPicPr preferRelativeResize="0"/>
                   </pic:nvPicPr>
                   <pic:blipFill>
@@ -651,12 +651,12 @@
           <wp:inline distB="114300" distT="114300" distL="114300" distR="114300">
             <wp:extent cx="5731200" cy="2997200"/>
             <wp:effectExtent b="0" l="0" r="0" t="0"/>
-            <wp:docPr id="40" name="image25.png"/>
+            <wp:docPr id="29" name="image27.png"/>
             <a:graphic>
               <a:graphicData uri="http://schemas.openxmlformats.org/drawingml/2006/picture">
                 <pic:pic>
                   <pic:nvPicPr>
-                    <pic:cNvPr id="0" name="image25.png"/>
+                    <pic:cNvPr id="0" name="image27.png"/>
                     <pic:cNvPicPr preferRelativeResize="0"/>
                   </pic:nvPicPr>
                   <pic:blipFill>
@@ -712,7 +712,7 @@
           <w:pgNumType w:start="1"/>
         </w:sectPr>
       </w:pPr>
-      <w:bookmarkStart w:colFirst="0" w:colLast="0" w:name="_k8aoa0bw0rdk" w:id="1"/>
+      <w:bookmarkStart w:colFirst="0" w:colLast="0" w:name="_grxyfe6xq2zh" w:id="1"/>
       <w:bookmarkEnd w:id="1"/>
       <w:r>
         <w:rPr>
@@ -750,12 +750,12 @@
           <wp:inline distB="114300" distT="114300" distL="114300" distR="114300">
             <wp:extent cx="638175" cy="285750"/>
             <wp:effectExtent b="0" l="0" r="0" t="0"/>
-            <wp:docPr id="21" name="image7.png"/>
+            <wp:docPr id="36" name="image5.png"/>
             <a:graphic>
               <a:graphicData uri="http://schemas.openxmlformats.org/drawingml/2006/picture">
                 <pic:pic>
                   <pic:nvPicPr>
-                    <pic:cNvPr id="0" name="image7.png"/>
+                    <pic:cNvPr id="0" name="image5.png"/>
                     <pic:cNvPicPr preferRelativeResize="0"/>
                   </pic:nvPicPr>
                   <pic:blipFill>
@@ -967,12 +967,12 @@
           <wp:inline distB="114300" distT="114300" distL="114300" distR="114300">
             <wp:extent cx="5731200" cy="2082800"/>
             <wp:effectExtent b="0" l="0" r="0" t="0"/>
-            <wp:docPr id="43" name="image12.png"/>
+            <wp:docPr id="26" name="image20.png"/>
             <a:graphic>
               <a:graphicData uri="http://schemas.openxmlformats.org/drawingml/2006/picture">
                 <pic:pic>
                   <pic:nvPicPr>
-                    <pic:cNvPr id="0" name="image12.png"/>
+                    <pic:cNvPr id="0" name="image20.png"/>
                     <pic:cNvPicPr preferRelativeResize="0"/>
                   </pic:nvPicPr>
                   <pic:blipFill>
@@ -1098,12 +1098,12 @@
           <wp:inline distB="114300" distT="114300" distL="114300" distR="114300">
             <wp:extent cx="5731200" cy="1587500"/>
             <wp:effectExtent b="0" l="0" r="0" t="0"/>
-            <wp:docPr id="24" name="image18.png"/>
+            <wp:docPr id="42" name="image12.png"/>
             <a:graphic>
               <a:graphicData uri="http://schemas.openxmlformats.org/drawingml/2006/picture">
                 <pic:pic>
                   <pic:nvPicPr>
-                    <pic:cNvPr id="0" name="image18.png"/>
+                    <pic:cNvPr id="0" name="image12.png"/>
                     <pic:cNvPicPr preferRelativeResize="0"/>
                   </pic:nvPicPr>
                   <pic:blipFill>
@@ -1154,12 +1154,12 @@
           <wp:inline distB="114300" distT="114300" distL="114300" distR="114300">
             <wp:extent cx="647700" cy="333375"/>
             <wp:effectExtent b="0" l="0" r="0" t="0"/>
-            <wp:docPr id="33" name="image4.png"/>
+            <wp:docPr id="18" name="image10.png"/>
             <a:graphic>
               <a:graphicData uri="http://schemas.openxmlformats.org/drawingml/2006/picture">
                 <pic:pic>
                   <pic:nvPicPr>
-                    <pic:cNvPr id="0" name="image4.png"/>
+                    <pic:cNvPr id="0" name="image10.png"/>
                     <pic:cNvPicPr preferRelativeResize="0"/>
                   </pic:nvPicPr>
                   <pic:blipFill>
@@ -1747,12 +1747,12 @@
           <wp:inline distB="114300" distT="114300" distL="114300" distR="114300">
             <wp:extent cx="647700" cy="333375"/>
             <wp:effectExtent b="0" l="0" r="0" t="0"/>
-            <wp:docPr id="44" name="image4.png"/>
+            <wp:docPr id="5" name="image10.png"/>
             <a:graphic>
               <a:graphicData uri="http://schemas.openxmlformats.org/drawingml/2006/picture">
                 <pic:pic>
                   <pic:nvPicPr>
-                    <pic:cNvPr id="0" name="image4.png"/>
+                    <pic:cNvPr id="0" name="image10.png"/>
                     <pic:cNvPicPr preferRelativeResize="0"/>
                   </pic:nvPicPr>
                   <pic:blipFill>
@@ -2094,7 +2094,7 @@
           <w:pgNumType w:start="1"/>
         </w:sectPr>
       </w:pPr>
-      <w:bookmarkStart w:colFirst="0" w:colLast="0" w:name="_sgsvumlnjb4t" w:id="8"/>
+      <w:bookmarkStart w:colFirst="0" w:colLast="0" w:name="_igpzznj5rs3g" w:id="8"/>
       <w:bookmarkEnd w:id="8"/>
       <w:r>
         <w:rPr>
@@ -2132,12 +2132,12 @@
           <wp:inline distB="114300" distT="114300" distL="114300" distR="114300">
             <wp:extent cx="638175" cy="285750"/>
             <wp:effectExtent b="0" l="0" r="0" t="0"/>
-            <wp:docPr id="19" name="image7.png"/>
+            <wp:docPr id="43" name="image5.png"/>
             <a:graphic>
               <a:graphicData uri="http://schemas.openxmlformats.org/drawingml/2006/picture">
                 <pic:pic>
                   <pic:nvPicPr>
-                    <pic:cNvPr id="0" name="image7.png"/>
+                    <pic:cNvPr id="0" name="image5.png"/>
                     <pic:cNvPicPr preferRelativeResize="0"/>
                   </pic:nvPicPr>
                   <pic:blipFill>
@@ -2587,12 +2587,12 @@
           <wp:inline distB="114300" distT="114300" distL="114300" distR="114300">
             <wp:extent cx="5731200" cy="3073400"/>
             <wp:effectExtent b="0" l="0" r="0" t="0"/>
-            <wp:docPr id="37" name="image27.png"/>
+            <wp:docPr id="21" name="image8.png"/>
             <a:graphic>
               <a:graphicData uri="http://schemas.openxmlformats.org/drawingml/2006/picture">
                 <pic:pic>
                   <pic:nvPicPr>
-                    <pic:cNvPr id="0" name="image27.png"/>
+                    <pic:cNvPr id="0" name="image8.png"/>
                     <pic:cNvPicPr preferRelativeResize="0"/>
                   </pic:nvPicPr>
                   <pic:blipFill>
@@ -2643,12 +2643,12 @@
           <wp:inline distB="114300" distT="114300" distL="114300" distR="114300">
             <wp:extent cx="647700" cy="333375"/>
             <wp:effectExtent b="0" l="0" r="0" t="0"/>
-            <wp:docPr id="4" name="image4.png"/>
+            <wp:docPr id="47" name="image10.png"/>
             <a:graphic>
               <a:graphicData uri="http://schemas.openxmlformats.org/drawingml/2006/picture">
                 <pic:pic>
                   <pic:nvPicPr>
-                    <pic:cNvPr id="0" name="image4.png"/>
+                    <pic:cNvPr id="0" name="image10.png"/>
                     <pic:cNvPicPr preferRelativeResize="0"/>
                   </pic:nvPicPr>
                   <pic:blipFill>
@@ -2866,12 +2866,12 @@
           <wp:inline distB="114300" distT="114300" distL="114300" distR="114300">
             <wp:extent cx="5731200" cy="3530600"/>
             <wp:effectExtent b="0" l="0" r="0" t="0"/>
-            <wp:docPr id="16" name="image16.png"/>
+            <wp:docPr id="12" name="image28.png"/>
             <a:graphic>
               <a:graphicData uri="http://schemas.openxmlformats.org/drawingml/2006/picture">
                 <pic:pic>
                   <pic:nvPicPr>
-                    <pic:cNvPr id="0" name="image16.png"/>
+                    <pic:cNvPr id="0" name="image28.png"/>
                     <pic:cNvPicPr preferRelativeResize="0"/>
                   </pic:nvPicPr>
                   <pic:blipFill>
@@ -2986,12 +2986,12 @@
           <wp:inline distB="114300" distT="114300" distL="114300" distR="114300">
             <wp:extent cx="5731200" cy="2870200"/>
             <wp:effectExtent b="0" l="0" r="0" t="0"/>
-            <wp:docPr id="41" name="image15.png"/>
+            <wp:docPr id="27" name="image7.png"/>
             <a:graphic>
               <a:graphicData uri="http://schemas.openxmlformats.org/drawingml/2006/picture">
                 <pic:pic>
                   <pic:nvPicPr>
-                    <pic:cNvPr id="0" name="image15.png"/>
+                    <pic:cNvPr id="0" name="image7.png"/>
                     <pic:cNvPicPr preferRelativeResize="0"/>
                   </pic:nvPicPr>
                   <pic:blipFill>
@@ -3043,12 +3043,12 @@
           <wp:inline distB="114300" distT="114300" distL="114300" distR="114300">
             <wp:extent cx="647700" cy="333375"/>
             <wp:effectExtent b="0" l="0" r="0" t="0"/>
-            <wp:docPr id="11" name="image4.png"/>
+            <wp:docPr id="11" name="image10.png"/>
             <a:graphic>
               <a:graphicData uri="http://schemas.openxmlformats.org/drawingml/2006/picture">
                 <pic:pic>
                   <pic:nvPicPr>
-                    <pic:cNvPr id="0" name="image4.png"/>
+                    <pic:cNvPr id="0" name="image10.png"/>
                     <pic:cNvPicPr preferRelativeResize="0"/>
                   </pic:nvPicPr>
                   <pic:blipFill>
@@ -3897,12 +3897,12 @@
           <wp:inline distB="114300" distT="114300" distL="114300" distR="114300">
             <wp:extent cx="5731200" cy="2349500"/>
             <wp:effectExtent b="0" l="0" r="0" t="0"/>
-            <wp:docPr id="26" name="image26.png"/>
+            <wp:docPr id="25" name="image9.png"/>
             <a:graphic>
               <a:graphicData uri="http://schemas.openxmlformats.org/drawingml/2006/picture">
                 <pic:pic>
                   <pic:nvPicPr>
-                    <pic:cNvPr id="0" name="image26.png"/>
+                    <pic:cNvPr id="0" name="image9.png"/>
                     <pic:cNvPicPr preferRelativeResize="0"/>
                   </pic:nvPicPr>
                   <pic:blipFill>
@@ -4001,12 +4001,12 @@
           <wp:inline distB="114300" distT="114300" distL="114300" distR="114300">
             <wp:extent cx="4210050" cy="2324100"/>
             <wp:effectExtent b="0" l="0" r="0" t="0"/>
-            <wp:docPr id="47" name="image28.png"/>
+            <wp:docPr id="16" name="image11.png"/>
             <a:graphic>
               <a:graphicData uri="http://schemas.openxmlformats.org/drawingml/2006/picture">
                 <pic:pic>
                   <pic:nvPicPr>
-                    <pic:cNvPr id="0" name="image28.png"/>
+                    <pic:cNvPr id="0" name="image11.png"/>
                     <pic:cNvPicPr preferRelativeResize="0"/>
                   </pic:nvPicPr>
                   <pic:blipFill>
@@ -4115,12 +4115,12 @@
           <wp:inline distB="114300" distT="114300" distL="114300" distR="114300">
             <wp:extent cx="5731200" cy="812800"/>
             <wp:effectExtent b="0" l="0" r="0" t="0"/>
-            <wp:docPr id="29" name="image13.png"/>
+            <wp:docPr id="41" name="image22.png"/>
             <a:graphic>
               <a:graphicData uri="http://schemas.openxmlformats.org/drawingml/2006/picture">
                 <pic:pic>
                   <pic:nvPicPr>
-                    <pic:cNvPr id="0" name="image13.png"/>
+                    <pic:cNvPr id="0" name="image22.png"/>
                     <pic:cNvPicPr preferRelativeResize="0"/>
                   </pic:nvPicPr>
                   <pic:blipFill>
@@ -4355,7 +4355,7 @@
           <w:pgNumType w:start="1"/>
         </w:sectPr>
       </w:pPr>
-      <w:bookmarkStart w:colFirst="0" w:colLast="0" w:name="_thmlrzgs7wb1" w:id="18"/>
+      <w:bookmarkStart w:colFirst="0" w:colLast="0" w:name="_3jx2zl846qif" w:id="18"/>
       <w:bookmarkEnd w:id="18"/>
       <w:r>
         <w:rPr>
@@ -4393,12 +4393,12 @@
           <wp:inline distB="114300" distT="114300" distL="114300" distR="114300">
             <wp:extent cx="638175" cy="285750"/>
             <wp:effectExtent b="0" l="0" r="0" t="0"/>
-            <wp:docPr id="18" name="image7.png"/>
+            <wp:docPr id="35" name="image5.png"/>
             <a:graphic>
               <a:graphicData uri="http://schemas.openxmlformats.org/drawingml/2006/picture">
                 <pic:pic>
                   <pic:nvPicPr>
-                    <pic:cNvPr id="0" name="image7.png"/>
+                    <pic:cNvPr id="0" name="image5.png"/>
                     <pic:cNvPicPr preferRelativeResize="0"/>
                   </pic:nvPicPr>
                   <pic:blipFill>
@@ -4596,12 +4596,12 @@
           <wp:inline distB="114300" distT="114300" distL="114300" distR="114300">
             <wp:extent cx="5731200" cy="3530600"/>
             <wp:effectExtent b="0" l="0" r="0" t="0"/>
-            <wp:docPr id="3" name="image9.png"/>
+            <wp:docPr id="13" name="image3.png"/>
             <a:graphic>
               <a:graphicData uri="http://schemas.openxmlformats.org/drawingml/2006/picture">
                 <pic:pic>
                   <pic:nvPicPr>
-                    <pic:cNvPr id="0" name="image9.png"/>
+                    <pic:cNvPr id="0" name="image3.png"/>
                     <pic:cNvPicPr preferRelativeResize="0"/>
                   </pic:nvPicPr>
                   <pic:blipFill>
@@ -4725,12 +4725,12 @@
           <wp:inline distB="114300" distT="114300" distL="114300" distR="114300">
             <wp:extent cx="5731200" cy="1231900"/>
             <wp:effectExtent b="0" l="0" r="0" t="0"/>
-            <wp:docPr id="22" name="image19.png"/>
+            <wp:docPr id="6" name="image15.png"/>
             <a:graphic>
               <a:graphicData uri="http://schemas.openxmlformats.org/drawingml/2006/picture">
                 <pic:pic>
                   <pic:nvPicPr>
-                    <pic:cNvPr id="0" name="image19.png"/>
+                    <pic:cNvPr id="0" name="image15.png"/>
                     <pic:cNvPicPr preferRelativeResize="0"/>
                   </pic:nvPicPr>
                   <pic:blipFill>
@@ -4785,12 +4785,12 @@
           <wp:inline distB="114300" distT="114300" distL="114300" distR="114300">
             <wp:extent cx="647700" cy="333375"/>
             <wp:effectExtent b="0" l="0" r="0" t="0"/>
-            <wp:docPr id="45" name="image4.png"/>
+            <wp:docPr id="1" name="image10.png"/>
             <a:graphic>
               <a:graphicData uri="http://schemas.openxmlformats.org/drawingml/2006/picture">
                 <pic:pic>
                   <pic:nvPicPr>
-                    <pic:cNvPr id="0" name="image4.png"/>
+                    <pic:cNvPr id="0" name="image10.png"/>
                     <pic:cNvPicPr preferRelativeResize="0"/>
                   </pic:nvPicPr>
                   <pic:blipFill>
@@ -4917,12 +4917,12 @@
           <wp:inline distB="114300" distT="114300" distL="114300" distR="114300">
             <wp:extent cx="5731200" cy="1358900"/>
             <wp:effectExtent b="0" l="0" r="0" t="0"/>
-            <wp:docPr id="28" name="image20.png"/>
+            <wp:docPr id="9" name="image2.png"/>
             <a:graphic>
               <a:graphicData uri="http://schemas.openxmlformats.org/drawingml/2006/picture">
                 <pic:pic>
                   <pic:nvPicPr>
-                    <pic:cNvPr id="0" name="image20.png"/>
+                    <pic:cNvPr id="0" name="image2.png"/>
                     <pic:cNvPicPr preferRelativeResize="0"/>
                   </pic:nvPicPr>
                   <pic:blipFill>
@@ -5067,12 +5067,12 @@
           <wp:inline distB="114300" distT="114300" distL="114300" distR="114300">
             <wp:extent cx="5731200" cy="1854200"/>
             <wp:effectExtent b="0" l="0" r="0" t="0"/>
-            <wp:docPr id="1" name="image3.png"/>
+            <wp:docPr id="7" name="image1.png"/>
             <a:graphic>
               <a:graphicData uri="http://schemas.openxmlformats.org/drawingml/2006/picture">
                 <pic:pic>
                   <pic:nvPicPr>
-                    <pic:cNvPr id="0" name="image3.png"/>
+                    <pic:cNvPr id="0" name="image1.png"/>
                     <pic:cNvPicPr preferRelativeResize="0"/>
                   </pic:nvPicPr>
                   <pic:blipFill>
@@ -5218,12 +5218,12 @@
           <wp:inline distB="114300" distT="114300" distL="114300" distR="114300">
             <wp:extent cx="5731200" cy="1473200"/>
             <wp:effectExtent b="0" l="0" r="0" t="0"/>
-            <wp:docPr id="9" name="image5.png"/>
+            <wp:docPr id="15" name="image17.png"/>
             <a:graphic>
               <a:graphicData uri="http://schemas.openxmlformats.org/drawingml/2006/picture">
                 <pic:pic>
                   <pic:nvPicPr>
-                    <pic:cNvPr id="0" name="image5.png"/>
+                    <pic:cNvPr id="0" name="image17.png"/>
                     <pic:cNvPicPr preferRelativeResize="0"/>
                   </pic:nvPicPr>
                   <pic:blipFill>
@@ -5282,7 +5282,7 @@
           <w:pgNumType w:start="1"/>
         </w:sectPr>
       </w:pPr>
-      <w:bookmarkStart w:colFirst="0" w:colLast="0" w:name="_54fu0ezbznp" w:id="24"/>
+      <w:bookmarkStart w:colFirst="0" w:colLast="0" w:name="_and7msgrqiwa" w:id="24"/>
       <w:bookmarkEnd w:id="24"/>
       <w:r>
         <w:rPr>
@@ -5320,12 +5320,12 @@
           <wp:inline distB="114300" distT="114300" distL="114300" distR="114300">
             <wp:extent cx="638175" cy="285750"/>
             <wp:effectExtent b="0" l="0" r="0" t="0"/>
-            <wp:docPr id="8" name="image7.png"/>
+            <wp:docPr id="17" name="image5.png"/>
             <a:graphic>
               <a:graphicData uri="http://schemas.openxmlformats.org/drawingml/2006/picture">
                 <pic:pic>
                   <pic:nvPicPr>
-                    <pic:cNvPr id="0" name="image7.png"/>
+                    <pic:cNvPr id="0" name="image5.png"/>
                     <pic:cNvPicPr preferRelativeResize="0"/>
                   </pic:nvPicPr>
                   <pic:blipFill>
@@ -5450,12 +5450,12 @@
           <wp:inline distB="114300" distT="114300" distL="114300" distR="114300">
             <wp:extent cx="5731200" cy="3835400"/>
             <wp:effectExtent b="0" l="0" r="0" t="0"/>
-            <wp:docPr id="32" name="image24.png"/>
+            <wp:docPr id="3" name="image13.png"/>
             <a:graphic>
               <a:graphicData uri="http://schemas.openxmlformats.org/drawingml/2006/picture">
                 <pic:pic>
                   <pic:nvPicPr>
-                    <pic:cNvPr id="0" name="image24.png"/>
+                    <pic:cNvPr id="0" name="image13.png"/>
                     <pic:cNvPicPr preferRelativeResize="0"/>
                   </pic:nvPicPr>
                   <pic:blipFill>
@@ -5598,12 +5598,12 @@
           <wp:inline distB="114300" distT="114300" distL="114300" distR="114300">
             <wp:extent cx="5731200" cy="2095500"/>
             <wp:effectExtent b="0" l="0" r="0" t="0"/>
-            <wp:docPr id="35" name="image22.png"/>
+            <wp:docPr id="10" name="image16.png"/>
             <a:graphic>
               <a:graphicData uri="http://schemas.openxmlformats.org/drawingml/2006/picture">
                 <pic:pic>
                   <pic:nvPicPr>
-                    <pic:cNvPr id="0" name="image22.png"/>
+                    <pic:cNvPr id="0" name="image16.png"/>
                     <pic:cNvPicPr preferRelativeResize="0"/>
                   </pic:nvPicPr>
                   <pic:blipFill>
@@ -5683,12 +5683,12 @@
           <wp:inline distB="114300" distT="114300" distL="114300" distR="114300">
             <wp:extent cx="647700" cy="333375"/>
             <wp:effectExtent b="0" l="0" r="0" t="0"/>
-            <wp:docPr id="12" name="image4.png"/>
+            <wp:docPr id="32" name="image10.png"/>
             <a:graphic>
               <a:graphicData uri="http://schemas.openxmlformats.org/drawingml/2006/picture">
                 <pic:pic>
                   <pic:nvPicPr>
-                    <pic:cNvPr id="0" name="image4.png"/>
+                    <pic:cNvPr id="0" name="image10.png"/>
                     <pic:cNvPicPr preferRelativeResize="0"/>
                   </pic:nvPicPr>
                   <pic:blipFill>
@@ -6017,12 +6017,12 @@
           <wp:inline distB="114300" distT="114300" distL="114300" distR="114300">
             <wp:extent cx="5731200" cy="2057400"/>
             <wp:effectExtent b="0" l="0" r="0" t="0"/>
-            <wp:docPr id="2" name="image6.png"/>
+            <wp:docPr id="44" name="image25.png"/>
             <a:graphic>
               <a:graphicData uri="http://schemas.openxmlformats.org/drawingml/2006/picture">
                 <pic:pic>
                   <pic:nvPicPr>
-                    <pic:cNvPr id="0" name="image6.png"/>
+                    <pic:cNvPr id="0" name="image25.png"/>
                     <pic:cNvPicPr preferRelativeResize="0"/>
                   </pic:nvPicPr>
                   <pic:blipFill>
@@ -6338,12 +6338,12 @@
           <wp:inline distB="114300" distT="114300" distL="114300" distR="114300">
             <wp:extent cx="5731200" cy="2120900"/>
             <wp:effectExtent b="0" l="0" r="0" t="0"/>
-            <wp:docPr id="13" name="image8.png"/>
+            <wp:docPr id="34" name="image21.png"/>
             <a:graphic>
               <a:graphicData uri="http://schemas.openxmlformats.org/drawingml/2006/picture">
                 <pic:pic>
                   <pic:nvPicPr>
-                    <pic:cNvPr id="0" name="image8.png"/>
+                    <pic:cNvPr id="0" name="image21.png"/>
                     <pic:cNvPicPr preferRelativeResize="0"/>
                   </pic:nvPicPr>
                   <pic:blipFill>
@@ -6456,12 +6456,12 @@
           <wp:inline distB="114300" distT="114300" distL="114300" distR="114300">
             <wp:extent cx="5731200" cy="2908300"/>
             <wp:effectExtent b="0" l="0" r="0" t="0"/>
-            <wp:docPr id="30" name="image17.png"/>
+            <wp:docPr id="8" name="image6.png"/>
             <a:graphic>
               <a:graphicData uri="http://schemas.openxmlformats.org/drawingml/2006/picture">
                 <pic:pic>
                   <pic:nvPicPr>
-                    <pic:cNvPr id="0" name="image17.png"/>
+                    <pic:cNvPr id="0" name="image6.png"/>
                     <pic:cNvPicPr preferRelativeResize="0"/>
                   </pic:nvPicPr>
                   <pic:blipFill>
@@ -6589,7 +6589,7 @@
           <w:pgNumType w:start="1"/>
         </w:sectPr>
       </w:pPr>
-      <w:bookmarkStart w:colFirst="0" w:colLast="0" w:name="_t2dymrokvya4" w:id="26"/>
+      <w:bookmarkStart w:colFirst="0" w:colLast="0" w:name="_axfhmffgpuzp" w:id="26"/>
       <w:bookmarkEnd w:id="26"/>
       <w:r>
         <w:rPr>
@@ -6627,12 +6627,12 @@
           <wp:inline distB="114300" distT="114300" distL="114300" distR="114300">
             <wp:extent cx="638175" cy="285750"/>
             <wp:effectExtent b="0" l="0" r="0" t="0"/>
-            <wp:docPr id="15" name="image7.png"/>
+            <wp:docPr id="19" name="image5.png"/>
             <a:graphic>
               <a:graphicData uri="http://schemas.openxmlformats.org/drawingml/2006/picture">
                 <pic:pic>
                   <pic:nvPicPr>
-                    <pic:cNvPr id="0" name="image7.png"/>
+                    <pic:cNvPr id="0" name="image5.png"/>
                     <pic:cNvPicPr preferRelativeResize="0"/>
                   </pic:nvPicPr>
                   <pic:blipFill>
@@ -6954,12 +6954,12 @@
           <wp:inline distB="114300" distT="114300" distL="114300" distR="114300">
             <wp:extent cx="5731200" cy="2044700"/>
             <wp:effectExtent b="0" l="0" r="0" t="0"/>
-            <wp:docPr id="46" name="image21.png"/>
+            <wp:docPr id="22" name="image18.png"/>
             <a:graphic>
               <a:graphicData uri="http://schemas.openxmlformats.org/drawingml/2006/picture">
                 <pic:pic>
                   <pic:nvPicPr>
-                    <pic:cNvPr id="0" name="image21.png"/>
+                    <pic:cNvPr id="0" name="image18.png"/>
                     <pic:cNvPicPr preferRelativeResize="0"/>
                   </pic:nvPicPr>
                   <pic:blipFill>
@@ -7039,12 +7039,12 @@
           <wp:inline distB="114300" distT="114300" distL="114300" distR="114300">
             <wp:extent cx="647700" cy="333375"/>
             <wp:effectExtent b="0" l="0" r="0" t="0"/>
-            <wp:docPr id="5" name="image4.png"/>
+            <wp:docPr id="2" name="image10.png"/>
             <a:graphic>
               <a:graphicData uri="http://schemas.openxmlformats.org/drawingml/2006/picture">
                 <pic:pic>
                   <pic:nvPicPr>
-                    <pic:cNvPr id="0" name="image4.png"/>
+                    <pic:cNvPr id="0" name="image10.png"/>
                     <pic:cNvPicPr preferRelativeResize="0"/>
                   </pic:nvPicPr>
                   <pic:blipFill>
@@ -7278,12 +7278,12 @@
           <wp:inline distB="114300" distT="114300" distL="114300" distR="114300">
             <wp:extent cx="5731200" cy="2362200"/>
             <wp:effectExtent b="0" l="0" r="0" t="0"/>
-            <wp:docPr id="6" name="image2.png"/>
+            <wp:docPr id="37" name="image26.png"/>
             <a:graphic>
               <a:graphicData uri="http://schemas.openxmlformats.org/drawingml/2006/picture">
                 <pic:pic>
                   <pic:nvPicPr>
-                    <pic:cNvPr id="0" name="image2.png"/>
+                    <pic:cNvPr id="0" name="image26.png"/>
                     <pic:cNvPicPr preferRelativeResize="0"/>
                   </pic:nvPicPr>
                   <pic:blipFill>
@@ -7346,12 +7346,12 @@
           <wp:inline distB="114300" distT="114300" distL="114300" distR="114300">
             <wp:extent cx="647700" cy="333375"/>
             <wp:effectExtent b="0" l="0" r="0" t="0"/>
-            <wp:docPr id="34" name="image4.png"/>
+            <wp:docPr id="38" name="image10.png"/>
             <a:graphic>
               <a:graphicData uri="http://schemas.openxmlformats.org/drawingml/2006/picture">
                 <pic:pic>
                   <pic:nvPicPr>
-                    <pic:cNvPr id="0" name="image4.png"/>
+                    <pic:cNvPr id="0" name="image10.png"/>
                     <pic:cNvPicPr preferRelativeResize="0"/>
                   </pic:nvPicPr>
                   <pic:blipFill>
@@ -7723,12 +7723,12 @@
           <wp:inline distB="114300" distT="114300" distL="114300" distR="114300">
             <wp:extent cx="647700" cy="333375"/>
             <wp:effectExtent b="0" l="0" r="0" t="0"/>
-            <wp:docPr id="10" name="image4.png"/>
+            <wp:docPr id="48" name="image10.png"/>
             <a:graphic>
               <a:graphicData uri="http://schemas.openxmlformats.org/drawingml/2006/picture">
                 <pic:pic>
                   <pic:nvPicPr>
-                    <pic:cNvPr id="0" name="image4.png"/>
+                    <pic:cNvPr id="0" name="image10.png"/>
                     <pic:cNvPicPr preferRelativeResize="0"/>
                   </pic:nvPicPr>
                   <pic:blipFill>
@@ -8238,12 +8238,12 @@
           <wp:inline distB="114300" distT="114300" distL="114300" distR="114300">
             <wp:extent cx="5731200" cy="5067300"/>
             <wp:effectExtent b="0" l="0" r="0" t="0"/>
-            <wp:docPr id="27" name="image23.png"/>
+            <wp:docPr id="46" name="image24.png"/>
             <a:graphic>
               <a:graphicData uri="http://schemas.openxmlformats.org/drawingml/2006/picture">
                 <pic:pic>
                   <pic:nvPicPr>
-                    <pic:cNvPr id="0" name="image23.png"/>
+                    <pic:cNvPr id="0" name="image24.png"/>
                     <pic:cNvPicPr preferRelativeResize="0"/>
                   </pic:nvPicPr>
                   <pic:blipFill>
@@ -8325,7 +8325,7 @@
           <w:pgNumType w:start="1"/>
         </w:sectPr>
       </w:pPr>
-      <w:bookmarkStart w:colFirst="0" w:colLast="0" w:name="_5ys8tyxbca1m" w:id="33"/>
+      <w:bookmarkStart w:colFirst="0" w:colLast="0" w:name="_21pf9x2cjdt4" w:id="33"/>
       <w:bookmarkEnd w:id="33"/>
       <w:r>
         <w:rPr>
@@ -8363,12 +8363,12 @@
           <wp:inline distB="114300" distT="114300" distL="114300" distR="114300">
             <wp:extent cx="638175" cy="285750"/>
             <wp:effectExtent b="0" l="0" r="0" t="0"/>
-            <wp:docPr id="39" name="image7.png"/>
+            <wp:docPr id="24" name="image5.png"/>
             <a:graphic>
               <a:graphicData uri="http://schemas.openxmlformats.org/drawingml/2006/picture">
                 <pic:pic>
                   <pic:nvPicPr>
-                    <pic:cNvPr id="0" name="image7.png"/>
+                    <pic:cNvPr id="0" name="image5.png"/>
                     <pic:cNvPicPr preferRelativeResize="0"/>
                   </pic:nvPicPr>
                   <pic:blipFill>
@@ -8866,12 +8866,12 @@
           <wp:inline distB="114300" distT="114300" distL="114300" distR="114300">
             <wp:extent cx="5731200" cy="1841500"/>
             <wp:effectExtent b="0" l="0" r="0" t="0"/>
-            <wp:docPr id="20" name="image10.png"/>
+            <wp:docPr id="33" name="image19.png"/>
             <a:graphic>
               <a:graphicData uri="http://schemas.openxmlformats.org/drawingml/2006/picture">
                 <pic:pic>
                   <pic:nvPicPr>
-                    <pic:cNvPr id="0" name="image10.png"/>
+                    <pic:cNvPr id="0" name="image19.png"/>
                     <pic:cNvPicPr preferRelativeResize="0"/>
                   </pic:nvPicPr>
                   <pic:blipFill>
@@ -8923,12 +8923,12 @@
           <wp:inline distB="114300" distT="114300" distL="114300" distR="114300">
             <wp:extent cx="638175" cy="285750"/>
             <wp:effectExtent b="0" l="0" r="0" t="0"/>
-            <wp:docPr id="48" name="image7.png"/>
+            <wp:docPr id="14" name="image5.png"/>
             <a:graphic>
               <a:graphicData uri="http://schemas.openxmlformats.org/drawingml/2006/picture">
                 <pic:pic>
                   <pic:nvPicPr>
-                    <pic:cNvPr id="0" name="image7.png"/>
+                    <pic:cNvPr id="0" name="image5.png"/>
                     <pic:cNvPicPr preferRelativeResize="0"/>
                   </pic:nvPicPr>
                   <pic:blipFill>
@@ -9355,12 +9355,12 @@
           <wp:inline distB="114300" distT="114300" distL="114300" distR="114300">
             <wp:extent cx="638175" cy="285750"/>
             <wp:effectExtent b="0" l="0" r="0" t="0"/>
-            <wp:docPr id="36" name="image7.png"/>
+            <wp:docPr id="4" name="image5.png"/>
             <a:graphic>
               <a:graphicData uri="http://schemas.openxmlformats.org/drawingml/2006/picture">
                 <pic:pic>
                   <pic:nvPicPr>
-                    <pic:cNvPr id="0" name="image7.png"/>
+                    <pic:cNvPr id="0" name="image5.png"/>
                     <pic:cNvPicPr preferRelativeResize="0"/>
                   </pic:nvPicPr>
                   <pic:blipFill>
@@ -9706,7 +9706,7 @@
           <wp:inline distB="114300" distT="114300" distL="114300" distR="114300">
             <wp:extent cx="5731200" cy="4762500"/>
             <wp:effectExtent b="0" l="0" r="0" t="0"/>
-            <wp:docPr id="31" name="image14.png"/>
+            <wp:docPr id="39" name="image14.png"/>
             <a:graphic>
               <a:graphicData uri="http://schemas.openxmlformats.org/drawingml/2006/picture">
                 <pic:pic>
@@ -9777,12 +9777,12 @@
           <wp:inline distB="114300" distT="114300" distL="114300" distR="114300">
             <wp:extent cx="647700" cy="333375"/>
             <wp:effectExtent b="0" l="0" r="0" t="0"/>
-            <wp:docPr id="25" name="image4.png"/>
+            <wp:docPr id="23" name="image10.png"/>
             <a:graphic>
               <a:graphicData uri="http://schemas.openxmlformats.org/drawingml/2006/picture">
                 <pic:pic>
                   <pic:nvPicPr>
-                    <pic:cNvPr id="0" name="image4.png"/>
+                    <pic:cNvPr id="0" name="image10.png"/>
                     <pic:cNvPicPr preferRelativeResize="0"/>
                   </pic:nvPicPr>
                   <pic:blipFill>
@@ -9910,7 +9910,7 @@
                 <w:szCs w:val="28"/>
               </w:rPr>
             </w:pPr>
-            <w:bookmarkStart w:colFirst="0" w:colLast="0" w:name="_du0shbcxptwx" w:id="34"/>
+            <w:bookmarkStart w:colFirst="0" w:colLast="0" w:name="_ifnww7ym8id1" w:id="34"/>
             <w:bookmarkEnd w:id="34"/>
             <w:r>
               <w:rPr>
@@ -9980,7 +9980,7 @@
                 <w:szCs w:val="24"/>
               </w:rPr>
             </w:pPr>
-            <w:bookmarkStart w:colFirst="0" w:colLast="0" w:name="_qqol21an01dx" w:id="35"/>
+            <w:bookmarkStart w:colFirst="0" w:colLast="0" w:name="_1zhit4f6x1gq" w:id="35"/>
             <w:bookmarkEnd w:id="35"/>
             <w:r>
               <w:rPr>
@@ -10021,7 +10021,7 @@
                 <w:szCs w:val="16"/>
               </w:rPr>
             </w:pPr>
-            <w:bookmarkStart w:colFirst="0" w:colLast="0" w:name="_iiubr4wz1n30" w:id="36"/>
+            <w:bookmarkStart w:colFirst="0" w:colLast="0" w:name="_nbfaptmpddd2" w:id="36"/>
             <w:bookmarkEnd w:id="36"/>
             <w:r>
               <w:rPr>
@@ -10062,7 +10062,7 @@
                 <w:szCs w:val="24"/>
               </w:rPr>
             </w:pPr>
-            <w:bookmarkStart w:colFirst="0" w:colLast="0" w:name="_iruo192w4i3c" w:id="37"/>
+            <w:bookmarkStart w:colFirst="0" w:colLast="0" w:name="_r6xs9ylceu91" w:id="37"/>
             <w:bookmarkEnd w:id="37"/>
             <w:r>
               <w:rPr>
@@ -10096,7 +10096,7 @@
                 <w:szCs w:val="24"/>
               </w:rPr>
             </w:pPr>
-            <w:bookmarkStart w:colFirst="0" w:colLast="0" w:name="_9ow53jf45b57" w:id="38"/>
+            <w:bookmarkStart w:colFirst="0" w:colLast="0" w:name="_alw3hb54nk9j" w:id="38"/>
             <w:bookmarkEnd w:id="38"/>
             <w:r>
               <w:rPr>
@@ -10178,7 +10178,7 @@
           <w:pgNumType w:start="1"/>
         </w:sectPr>
       </w:pPr>
-      <w:bookmarkStart w:colFirst="0" w:colLast="0" w:name="_k0ty70d1gec1" w:id="39"/>
+      <w:bookmarkStart w:colFirst="0" w:colLast="0" w:name="_4axl5cq1alch" w:id="39"/>
       <w:bookmarkEnd w:id="39"/>
       <w:r>
         <w:rPr>
@@ -10216,12 +10216,12 @@
           <wp:inline distB="114300" distT="114300" distL="114300" distR="114300">
             <wp:extent cx="638175" cy="285750"/>
             <wp:effectExtent b="0" l="0" r="0" t="0"/>
-            <wp:docPr id="7" name="image7.png"/>
+            <wp:docPr id="28" name="image5.png"/>
             <a:graphic>
               <a:graphicData uri="http://schemas.openxmlformats.org/drawingml/2006/picture">
                 <pic:pic>
                   <pic:nvPicPr>
-                    <pic:cNvPr id="0" name="image7.png"/>
+                    <pic:cNvPr id="0" name="image5.png"/>
                     <pic:cNvPicPr preferRelativeResize="0"/>
                   </pic:nvPicPr>
                   <pic:blipFill>
@@ -11029,12 +11029,12 @@
           <wp:inline distB="114300" distT="114300" distL="114300" distR="114300">
             <wp:extent cx="638175" cy="285750"/>
             <wp:effectExtent b="0" l="0" r="0" t="0"/>
-            <wp:docPr id="42" name="image7.png"/>
+            <wp:docPr id="45" name="image5.png"/>
             <a:graphic>
               <a:graphicData uri="http://schemas.openxmlformats.org/drawingml/2006/picture">
                 <pic:pic>
                   <pic:nvPicPr>
-                    <pic:cNvPr id="0" name="image7.png"/>
+                    <pic:cNvPr id="0" name="image5.png"/>
                     <pic:cNvPicPr preferRelativeResize="0"/>
                   </pic:nvPicPr>
                   <pic:blipFill>

--- a/page/이사_청소 들어갈 내용.docx
+++ b/page/이사_청소 들어갈 내용.docx
@@ -41,7 +41,7 @@
           <w:pgNumType w:start="1"/>
         </w:sectPr>
       </w:pPr>
-      <w:bookmarkStart w:colFirst="0" w:colLast="0" w:name="_5ub0lq5xabpt" w:id="0"/>
+      <w:bookmarkStart w:colFirst="0" w:colLast="0" w:name="_kt0kvhct0quy" w:id="0"/>
       <w:bookmarkEnd w:id="0"/>
       <w:r>
         <w:rPr>
@@ -79,12 +79,12 @@
           <wp:inline distB="114300" distT="114300" distL="114300" distR="114300">
             <wp:extent cx="638175" cy="285750"/>
             <wp:effectExtent b="0" l="0" r="0" t="0"/>
-            <wp:docPr id="30" name="image5.png"/>
+            <wp:docPr id="15" name="image4.png"/>
             <a:graphic>
               <a:graphicData uri="http://schemas.openxmlformats.org/drawingml/2006/picture">
                 <pic:pic>
                   <pic:nvPicPr>
-                    <pic:cNvPr id="0" name="image5.png"/>
+                    <pic:cNvPr id="0" name="image4.png"/>
                     <pic:cNvPicPr preferRelativeResize="0"/>
                   </pic:nvPicPr>
                   <pic:blipFill>
@@ -242,12 +242,12 @@
           <wp:inline distB="114300" distT="114300" distL="114300" distR="114300">
             <wp:extent cx="5731200" cy="4470400"/>
             <wp:effectExtent b="0" l="0" r="0" t="0"/>
-            <wp:docPr id="20" name="image4.png"/>
+            <wp:docPr id="45" name="image26.png"/>
             <a:graphic>
               <a:graphicData uri="http://schemas.openxmlformats.org/drawingml/2006/picture">
                 <pic:pic>
                   <pic:nvPicPr>
-                    <pic:cNvPr id="0" name="image4.png"/>
+                    <pic:cNvPr id="0" name="image26.png"/>
                     <pic:cNvPicPr preferRelativeResize="0"/>
                   </pic:nvPicPr>
                   <pic:blipFill>
@@ -348,12 +348,12 @@
           <wp:inline distB="114300" distT="114300" distL="114300" distR="114300">
             <wp:extent cx="5731200" cy="1689100"/>
             <wp:effectExtent b="0" l="0" r="0" t="0"/>
-            <wp:docPr id="40" name="image23.png"/>
+            <wp:docPr id="9" name="image6.png"/>
             <a:graphic>
               <a:graphicData uri="http://schemas.openxmlformats.org/drawingml/2006/picture">
                 <pic:pic>
                   <pic:nvPicPr>
-                    <pic:cNvPr id="0" name="image23.png"/>
+                    <pic:cNvPr id="0" name="image6.png"/>
                     <pic:cNvPicPr preferRelativeResize="0"/>
                   </pic:nvPicPr>
                   <pic:blipFill>
@@ -394,12 +394,12 @@
           <wp:inline distB="114300" distT="114300" distL="114300" distR="114300">
             <wp:extent cx="647700" cy="333375"/>
             <wp:effectExtent b="0" l="0" r="0" t="0"/>
-            <wp:docPr id="31" name="image10.png"/>
+            <wp:docPr id="3" name="image2.png"/>
             <a:graphic>
               <a:graphicData uri="http://schemas.openxmlformats.org/drawingml/2006/picture">
                 <pic:pic>
                   <pic:nvPicPr>
-                    <pic:cNvPr id="0" name="image10.png"/>
+                    <pic:cNvPr id="0" name="image2.png"/>
                     <pic:cNvPicPr preferRelativeResize="0"/>
                   </pic:nvPicPr>
                   <pic:blipFill>
@@ -651,12 +651,12 @@
           <wp:inline distB="114300" distT="114300" distL="114300" distR="114300">
             <wp:extent cx="5731200" cy="2997200"/>
             <wp:effectExtent b="0" l="0" r="0" t="0"/>
-            <wp:docPr id="29" name="image27.png"/>
+            <wp:docPr id="40" name="image23.png"/>
             <a:graphic>
               <a:graphicData uri="http://schemas.openxmlformats.org/drawingml/2006/picture">
                 <pic:pic>
                   <pic:nvPicPr>
-                    <pic:cNvPr id="0" name="image27.png"/>
+                    <pic:cNvPr id="0" name="image23.png"/>
                     <pic:cNvPicPr preferRelativeResize="0"/>
                   </pic:nvPicPr>
                   <pic:blipFill>
@@ -712,7 +712,7 @@
           <w:pgNumType w:start="1"/>
         </w:sectPr>
       </w:pPr>
-      <w:bookmarkStart w:colFirst="0" w:colLast="0" w:name="_grxyfe6xq2zh" w:id="1"/>
+      <w:bookmarkStart w:colFirst="0" w:colLast="0" w:name="_4956mwkam40b" w:id="1"/>
       <w:bookmarkEnd w:id="1"/>
       <w:r>
         <w:rPr>
@@ -750,12 +750,12 @@
           <wp:inline distB="114300" distT="114300" distL="114300" distR="114300">
             <wp:extent cx="638175" cy="285750"/>
             <wp:effectExtent b="0" l="0" r="0" t="0"/>
-            <wp:docPr id="36" name="image5.png"/>
+            <wp:docPr id="10" name="image4.png"/>
             <a:graphic>
               <a:graphicData uri="http://schemas.openxmlformats.org/drawingml/2006/picture">
                 <pic:pic>
                   <pic:nvPicPr>
-                    <pic:cNvPr id="0" name="image5.png"/>
+                    <pic:cNvPr id="0" name="image4.png"/>
                     <pic:cNvPicPr preferRelativeResize="0"/>
                   </pic:nvPicPr>
                   <pic:blipFill>
@@ -967,12 +967,12 @@
           <wp:inline distB="114300" distT="114300" distL="114300" distR="114300">
             <wp:extent cx="5731200" cy="2082800"/>
             <wp:effectExtent b="0" l="0" r="0" t="0"/>
-            <wp:docPr id="26" name="image20.png"/>
+            <wp:docPr id="38" name="image21.png"/>
             <a:graphic>
               <a:graphicData uri="http://schemas.openxmlformats.org/drawingml/2006/picture">
                 <pic:pic>
                   <pic:nvPicPr>
-                    <pic:cNvPr id="0" name="image20.png"/>
+                    <pic:cNvPr id="0" name="image21.png"/>
                     <pic:cNvPicPr preferRelativeResize="0"/>
                   </pic:nvPicPr>
                   <pic:blipFill>
@@ -1098,12 +1098,12 @@
           <wp:inline distB="114300" distT="114300" distL="114300" distR="114300">
             <wp:extent cx="5731200" cy="1587500"/>
             <wp:effectExtent b="0" l="0" r="0" t="0"/>
-            <wp:docPr id="42" name="image12.png"/>
+            <wp:docPr id="16" name="image9.png"/>
             <a:graphic>
               <a:graphicData uri="http://schemas.openxmlformats.org/drawingml/2006/picture">
                 <pic:pic>
                   <pic:nvPicPr>
-                    <pic:cNvPr id="0" name="image12.png"/>
+                    <pic:cNvPr id="0" name="image9.png"/>
                     <pic:cNvPicPr preferRelativeResize="0"/>
                   </pic:nvPicPr>
                   <pic:blipFill>
@@ -1154,12 +1154,12 @@
           <wp:inline distB="114300" distT="114300" distL="114300" distR="114300">
             <wp:extent cx="647700" cy="333375"/>
             <wp:effectExtent b="0" l="0" r="0" t="0"/>
-            <wp:docPr id="18" name="image10.png"/>
+            <wp:docPr id="42" name="image2.png"/>
             <a:graphic>
               <a:graphicData uri="http://schemas.openxmlformats.org/drawingml/2006/picture">
                 <pic:pic>
                   <pic:nvPicPr>
-                    <pic:cNvPr id="0" name="image10.png"/>
+                    <pic:cNvPr id="0" name="image2.png"/>
                     <pic:cNvPicPr preferRelativeResize="0"/>
                   </pic:nvPicPr>
                   <pic:blipFill>
@@ -1747,12 +1747,12 @@
           <wp:inline distB="114300" distT="114300" distL="114300" distR="114300">
             <wp:extent cx="647700" cy="333375"/>
             <wp:effectExtent b="0" l="0" r="0" t="0"/>
-            <wp:docPr id="5" name="image10.png"/>
+            <wp:docPr id="44" name="image2.png"/>
             <a:graphic>
               <a:graphicData uri="http://schemas.openxmlformats.org/drawingml/2006/picture">
                 <pic:pic>
                   <pic:nvPicPr>
-                    <pic:cNvPr id="0" name="image10.png"/>
+                    <pic:cNvPr id="0" name="image2.png"/>
                     <pic:cNvPicPr preferRelativeResize="0"/>
                   </pic:nvPicPr>
                   <pic:blipFill>
@@ -2094,7 +2094,7 @@
           <w:pgNumType w:start="1"/>
         </w:sectPr>
       </w:pPr>
-      <w:bookmarkStart w:colFirst="0" w:colLast="0" w:name="_igpzznj5rs3g" w:id="8"/>
+      <w:bookmarkStart w:colFirst="0" w:colLast="0" w:name="_w2f1iohcfeeb" w:id="8"/>
       <w:bookmarkEnd w:id="8"/>
       <w:r>
         <w:rPr>
@@ -2132,12 +2132,12 @@
           <wp:inline distB="114300" distT="114300" distL="114300" distR="114300">
             <wp:extent cx="638175" cy="285750"/>
             <wp:effectExtent b="0" l="0" r="0" t="0"/>
-            <wp:docPr id="43" name="image5.png"/>
+            <wp:docPr id="7" name="image4.png"/>
             <a:graphic>
               <a:graphicData uri="http://schemas.openxmlformats.org/drawingml/2006/picture">
                 <pic:pic>
                   <pic:nvPicPr>
-                    <pic:cNvPr id="0" name="image5.png"/>
+                    <pic:cNvPr id="0" name="image4.png"/>
                     <pic:cNvPicPr preferRelativeResize="0"/>
                   </pic:nvPicPr>
                   <pic:blipFill>
@@ -2587,12 +2587,12 @@
           <wp:inline distB="114300" distT="114300" distL="114300" distR="114300">
             <wp:extent cx="5731200" cy="3073400"/>
             <wp:effectExtent b="0" l="0" r="0" t="0"/>
-            <wp:docPr id="21" name="image8.png"/>
+            <wp:docPr id="36" name="image19.png"/>
             <a:graphic>
               <a:graphicData uri="http://schemas.openxmlformats.org/drawingml/2006/picture">
                 <pic:pic>
                   <pic:nvPicPr>
-                    <pic:cNvPr id="0" name="image8.png"/>
+                    <pic:cNvPr id="0" name="image19.png"/>
                     <pic:cNvPicPr preferRelativeResize="0"/>
                   </pic:nvPicPr>
                   <pic:blipFill>
@@ -2643,12 +2643,12 @@
           <wp:inline distB="114300" distT="114300" distL="114300" distR="114300">
             <wp:extent cx="647700" cy="333375"/>
             <wp:effectExtent b="0" l="0" r="0" t="0"/>
-            <wp:docPr id="47" name="image10.png"/>
+            <wp:docPr id="20" name="image2.png"/>
             <a:graphic>
               <a:graphicData uri="http://schemas.openxmlformats.org/drawingml/2006/picture">
                 <pic:pic>
                   <pic:nvPicPr>
-                    <pic:cNvPr id="0" name="image10.png"/>
+                    <pic:cNvPr id="0" name="image2.png"/>
                     <pic:cNvPicPr preferRelativeResize="0"/>
                   </pic:nvPicPr>
                   <pic:blipFill>
@@ -2866,12 +2866,12 @@
           <wp:inline distB="114300" distT="114300" distL="114300" distR="114300">
             <wp:extent cx="5731200" cy="3530600"/>
             <wp:effectExtent b="0" l="0" r="0" t="0"/>
-            <wp:docPr id="12" name="image28.png"/>
+            <wp:docPr id="21" name="image12.png"/>
             <a:graphic>
               <a:graphicData uri="http://schemas.openxmlformats.org/drawingml/2006/picture">
                 <pic:pic>
                   <pic:nvPicPr>
-                    <pic:cNvPr id="0" name="image28.png"/>
+                    <pic:cNvPr id="0" name="image12.png"/>
                     <pic:cNvPicPr preferRelativeResize="0"/>
                   </pic:nvPicPr>
                   <pic:blipFill>
@@ -2986,12 +2986,12 @@
           <wp:inline distB="114300" distT="114300" distL="114300" distR="114300">
             <wp:extent cx="5731200" cy="2870200"/>
             <wp:effectExtent b="0" l="0" r="0" t="0"/>
-            <wp:docPr id="27" name="image7.png"/>
+            <wp:docPr id="8" name="image5.png"/>
             <a:graphic>
               <a:graphicData uri="http://schemas.openxmlformats.org/drawingml/2006/picture">
                 <pic:pic>
                   <pic:nvPicPr>
-                    <pic:cNvPr id="0" name="image7.png"/>
+                    <pic:cNvPr id="0" name="image5.png"/>
                     <pic:cNvPicPr preferRelativeResize="0"/>
                   </pic:nvPicPr>
                   <pic:blipFill>
@@ -3043,12 +3043,12 @@
           <wp:inline distB="114300" distT="114300" distL="114300" distR="114300">
             <wp:extent cx="647700" cy="333375"/>
             <wp:effectExtent b="0" l="0" r="0" t="0"/>
-            <wp:docPr id="11" name="image10.png"/>
+            <wp:docPr id="4" name="image2.png"/>
             <a:graphic>
               <a:graphicData uri="http://schemas.openxmlformats.org/drawingml/2006/picture">
                 <pic:pic>
                   <pic:nvPicPr>
-                    <pic:cNvPr id="0" name="image10.png"/>
+                    <pic:cNvPr id="0" name="image2.png"/>
                     <pic:cNvPicPr preferRelativeResize="0"/>
                   </pic:nvPicPr>
                   <pic:blipFill>
@@ -3897,12 +3897,12 @@
           <wp:inline distB="114300" distT="114300" distL="114300" distR="114300">
             <wp:extent cx="5731200" cy="2349500"/>
             <wp:effectExtent b="0" l="0" r="0" t="0"/>
-            <wp:docPr id="25" name="image9.png"/>
+            <wp:docPr id="5" name="image3.png"/>
             <a:graphic>
               <a:graphicData uri="http://schemas.openxmlformats.org/drawingml/2006/picture">
                 <pic:pic>
                   <pic:nvPicPr>
-                    <pic:cNvPr id="0" name="image9.png"/>
+                    <pic:cNvPr id="0" name="image3.png"/>
                     <pic:cNvPicPr preferRelativeResize="0"/>
                   </pic:nvPicPr>
                   <pic:blipFill>
@@ -4001,12 +4001,12 @@
           <wp:inline distB="114300" distT="114300" distL="114300" distR="114300">
             <wp:extent cx="4210050" cy="2324100"/>
             <wp:effectExtent b="0" l="0" r="0" t="0"/>
-            <wp:docPr id="16" name="image11.png"/>
+            <wp:docPr id="30" name="image16.png"/>
             <a:graphic>
               <a:graphicData uri="http://schemas.openxmlformats.org/drawingml/2006/picture">
                 <pic:pic>
                   <pic:nvPicPr>
-                    <pic:cNvPr id="0" name="image11.png"/>
+                    <pic:cNvPr id="0" name="image16.png"/>
                     <pic:cNvPicPr preferRelativeResize="0"/>
                   </pic:nvPicPr>
                   <pic:blipFill>
@@ -4115,12 +4115,12 @@
           <wp:inline distB="114300" distT="114300" distL="114300" distR="114300">
             <wp:extent cx="5731200" cy="812800"/>
             <wp:effectExtent b="0" l="0" r="0" t="0"/>
-            <wp:docPr id="41" name="image22.png"/>
+            <wp:docPr id="31" name="image17.png"/>
             <a:graphic>
               <a:graphicData uri="http://schemas.openxmlformats.org/drawingml/2006/picture">
                 <pic:pic>
                   <pic:nvPicPr>
-                    <pic:cNvPr id="0" name="image22.png"/>
+                    <pic:cNvPr id="0" name="image17.png"/>
                     <pic:cNvPicPr preferRelativeResize="0"/>
                   </pic:nvPicPr>
                   <pic:blipFill>
@@ -4355,7 +4355,7 @@
           <w:pgNumType w:start="1"/>
         </w:sectPr>
       </w:pPr>
-      <w:bookmarkStart w:colFirst="0" w:colLast="0" w:name="_3jx2zl846qif" w:id="18"/>
+      <w:bookmarkStart w:colFirst="0" w:colLast="0" w:name="_6p2smlyl4i7y" w:id="18"/>
       <w:bookmarkEnd w:id="18"/>
       <w:r>
         <w:rPr>
@@ -4393,12 +4393,12 @@
           <wp:inline distB="114300" distT="114300" distL="114300" distR="114300">
             <wp:extent cx="638175" cy="285750"/>
             <wp:effectExtent b="0" l="0" r="0" t="0"/>
-            <wp:docPr id="35" name="image5.png"/>
+            <wp:docPr id="46" name="image4.png"/>
             <a:graphic>
               <a:graphicData uri="http://schemas.openxmlformats.org/drawingml/2006/picture">
                 <pic:pic>
                   <pic:nvPicPr>
-                    <pic:cNvPr id="0" name="image5.png"/>
+                    <pic:cNvPr id="0" name="image4.png"/>
                     <pic:cNvPicPr preferRelativeResize="0"/>
                   </pic:nvPicPr>
                   <pic:blipFill>
@@ -4596,12 +4596,12 @@
           <wp:inline distB="114300" distT="114300" distL="114300" distR="114300">
             <wp:extent cx="5731200" cy="3530600"/>
             <wp:effectExtent b="0" l="0" r="0" t="0"/>
-            <wp:docPr id="13" name="image3.png"/>
+            <wp:docPr id="1" name="image1.png"/>
             <a:graphic>
               <a:graphicData uri="http://schemas.openxmlformats.org/drawingml/2006/picture">
                 <pic:pic>
                   <pic:nvPicPr>
-                    <pic:cNvPr id="0" name="image3.png"/>
+                    <pic:cNvPr id="0" name="image1.png"/>
                     <pic:cNvPicPr preferRelativeResize="0"/>
                   </pic:nvPicPr>
                   <pic:blipFill>
@@ -4725,12 +4725,12 @@
           <wp:inline distB="114300" distT="114300" distL="114300" distR="114300">
             <wp:extent cx="5731200" cy="1231900"/>
             <wp:effectExtent b="0" l="0" r="0" t="0"/>
-            <wp:docPr id="6" name="image15.png"/>
+            <wp:docPr id="41" name="image24.png"/>
             <a:graphic>
               <a:graphicData uri="http://schemas.openxmlformats.org/drawingml/2006/picture">
                 <pic:pic>
                   <pic:nvPicPr>
-                    <pic:cNvPr id="0" name="image15.png"/>
+                    <pic:cNvPr id="0" name="image24.png"/>
                     <pic:cNvPicPr preferRelativeResize="0"/>
                   </pic:nvPicPr>
                   <pic:blipFill>
@@ -4785,12 +4785,12 @@
           <wp:inline distB="114300" distT="114300" distL="114300" distR="114300">
             <wp:extent cx="647700" cy="333375"/>
             <wp:effectExtent b="0" l="0" r="0" t="0"/>
-            <wp:docPr id="1" name="image10.png"/>
+            <wp:docPr id="24" name="image2.png"/>
             <a:graphic>
               <a:graphicData uri="http://schemas.openxmlformats.org/drawingml/2006/picture">
                 <pic:pic>
                   <pic:nvPicPr>
-                    <pic:cNvPr id="0" name="image10.png"/>
+                    <pic:cNvPr id="0" name="image2.png"/>
                     <pic:cNvPicPr preferRelativeResize="0"/>
                   </pic:nvPicPr>
                   <pic:blipFill>
@@ -4917,12 +4917,12 @@
           <wp:inline distB="114300" distT="114300" distL="114300" distR="114300">
             <wp:extent cx="5731200" cy="1358900"/>
             <wp:effectExtent b="0" l="0" r="0" t="0"/>
-            <wp:docPr id="9" name="image2.png"/>
+            <wp:docPr id="47" name="image27.png"/>
             <a:graphic>
               <a:graphicData uri="http://schemas.openxmlformats.org/drawingml/2006/picture">
                 <pic:pic>
                   <pic:nvPicPr>
-                    <pic:cNvPr id="0" name="image2.png"/>
+                    <pic:cNvPr id="0" name="image27.png"/>
                     <pic:cNvPicPr preferRelativeResize="0"/>
                   </pic:nvPicPr>
                   <pic:blipFill>
@@ -5067,12 +5067,12 @@
           <wp:inline distB="114300" distT="114300" distL="114300" distR="114300">
             <wp:extent cx="5731200" cy="1854200"/>
             <wp:effectExtent b="0" l="0" r="0" t="0"/>
-            <wp:docPr id="7" name="image1.png"/>
+            <wp:docPr id="26" name="image14.png"/>
             <a:graphic>
               <a:graphicData uri="http://schemas.openxmlformats.org/drawingml/2006/picture">
                 <pic:pic>
                   <pic:nvPicPr>
-                    <pic:cNvPr id="0" name="image1.png"/>
+                    <pic:cNvPr id="0" name="image14.png"/>
                     <pic:cNvPicPr preferRelativeResize="0"/>
                   </pic:nvPicPr>
                   <pic:blipFill>
@@ -5218,12 +5218,12 @@
           <wp:inline distB="114300" distT="114300" distL="114300" distR="114300">
             <wp:extent cx="5731200" cy="1473200"/>
             <wp:effectExtent b="0" l="0" r="0" t="0"/>
-            <wp:docPr id="15" name="image17.png"/>
+            <wp:docPr id="22" name="image13.png"/>
             <a:graphic>
               <a:graphicData uri="http://schemas.openxmlformats.org/drawingml/2006/picture">
                 <pic:pic>
                   <pic:nvPicPr>
-                    <pic:cNvPr id="0" name="image17.png"/>
+                    <pic:cNvPr id="0" name="image13.png"/>
                     <pic:cNvPicPr preferRelativeResize="0"/>
                   </pic:nvPicPr>
                   <pic:blipFill>
@@ -5282,7 +5282,7 @@
           <w:pgNumType w:start="1"/>
         </w:sectPr>
       </w:pPr>
-      <w:bookmarkStart w:colFirst="0" w:colLast="0" w:name="_and7msgrqiwa" w:id="24"/>
+      <w:bookmarkStart w:colFirst="0" w:colLast="0" w:name="_utdwto9e6mb1" w:id="24"/>
       <w:bookmarkEnd w:id="24"/>
       <w:r>
         <w:rPr>
@@ -5320,12 +5320,12 @@
           <wp:inline distB="114300" distT="114300" distL="114300" distR="114300">
             <wp:extent cx="638175" cy="285750"/>
             <wp:effectExtent b="0" l="0" r="0" t="0"/>
-            <wp:docPr id="17" name="image5.png"/>
+            <wp:docPr id="28" name="image4.png"/>
             <a:graphic>
               <a:graphicData uri="http://schemas.openxmlformats.org/drawingml/2006/picture">
                 <pic:pic>
                   <pic:nvPicPr>
-                    <pic:cNvPr id="0" name="image5.png"/>
+                    <pic:cNvPr id="0" name="image4.png"/>
                     <pic:cNvPicPr preferRelativeResize="0"/>
                   </pic:nvPicPr>
                   <pic:blipFill>
@@ -5450,12 +5450,12 @@
           <wp:inline distB="114300" distT="114300" distL="114300" distR="114300">
             <wp:extent cx="5731200" cy="3835400"/>
             <wp:effectExtent b="0" l="0" r="0" t="0"/>
-            <wp:docPr id="3" name="image13.png"/>
+            <wp:docPr id="43" name="image25.png"/>
             <a:graphic>
               <a:graphicData uri="http://schemas.openxmlformats.org/drawingml/2006/picture">
                 <pic:pic>
                   <pic:nvPicPr>
-                    <pic:cNvPr id="0" name="image13.png"/>
+                    <pic:cNvPr id="0" name="image25.png"/>
                     <pic:cNvPicPr preferRelativeResize="0"/>
                   </pic:nvPicPr>
                   <pic:blipFill>
@@ -5598,12 +5598,12 @@
           <wp:inline distB="114300" distT="114300" distL="114300" distR="114300">
             <wp:extent cx="5731200" cy="2095500"/>
             <wp:effectExtent b="0" l="0" r="0" t="0"/>
-            <wp:docPr id="10" name="image16.png"/>
+            <wp:docPr id="35" name="image18.png"/>
             <a:graphic>
               <a:graphicData uri="http://schemas.openxmlformats.org/drawingml/2006/picture">
                 <pic:pic>
                   <pic:nvPicPr>
-                    <pic:cNvPr id="0" name="image16.png"/>
+                    <pic:cNvPr id="0" name="image18.png"/>
                     <pic:cNvPicPr preferRelativeResize="0"/>
                   </pic:nvPicPr>
                   <pic:blipFill>
@@ -5683,12 +5683,12 @@
           <wp:inline distB="114300" distT="114300" distL="114300" distR="114300">
             <wp:extent cx="647700" cy="333375"/>
             <wp:effectExtent b="0" l="0" r="0" t="0"/>
-            <wp:docPr id="32" name="image10.png"/>
+            <wp:docPr id="23" name="image2.png"/>
             <a:graphic>
               <a:graphicData uri="http://schemas.openxmlformats.org/drawingml/2006/picture">
                 <pic:pic>
                   <pic:nvPicPr>
-                    <pic:cNvPr id="0" name="image10.png"/>
+                    <pic:cNvPr id="0" name="image2.png"/>
                     <pic:cNvPicPr preferRelativeResize="0"/>
                   </pic:nvPicPr>
                   <pic:blipFill>
@@ -6017,12 +6017,12 @@
           <wp:inline distB="114300" distT="114300" distL="114300" distR="114300">
             <wp:extent cx="5731200" cy="2057400"/>
             <wp:effectExtent b="0" l="0" r="0" t="0"/>
-            <wp:docPr id="44" name="image25.png"/>
+            <wp:docPr id="29" name="image15.png"/>
             <a:graphic>
               <a:graphicData uri="http://schemas.openxmlformats.org/drawingml/2006/picture">
                 <pic:pic>
                   <pic:nvPicPr>
-                    <pic:cNvPr id="0" name="image25.png"/>
+                    <pic:cNvPr id="0" name="image15.png"/>
                     <pic:cNvPicPr preferRelativeResize="0"/>
                   </pic:nvPicPr>
                   <pic:blipFill>
@@ -6338,12 +6338,12 @@
           <wp:inline distB="114300" distT="114300" distL="114300" distR="114300">
             <wp:extent cx="5731200" cy="2120900"/>
             <wp:effectExtent b="0" l="0" r="0" t="0"/>
-            <wp:docPr id="34" name="image21.png"/>
+            <wp:docPr id="39" name="image22.png"/>
             <a:graphic>
               <a:graphicData uri="http://schemas.openxmlformats.org/drawingml/2006/picture">
                 <pic:pic>
                   <pic:nvPicPr>
-                    <pic:cNvPr id="0" name="image21.png"/>
+                    <pic:cNvPr id="0" name="image22.png"/>
                     <pic:cNvPicPr preferRelativeResize="0"/>
                   </pic:nvPicPr>
                   <pic:blipFill>
@@ -6456,12 +6456,12 @@
           <wp:inline distB="114300" distT="114300" distL="114300" distR="114300">
             <wp:extent cx="5731200" cy="2908300"/>
             <wp:effectExtent b="0" l="0" r="0" t="0"/>
-            <wp:docPr id="8" name="image6.png"/>
+            <wp:docPr id="17" name="image10.png"/>
             <a:graphic>
               <a:graphicData uri="http://schemas.openxmlformats.org/drawingml/2006/picture">
                 <pic:pic>
                   <pic:nvPicPr>
-                    <pic:cNvPr id="0" name="image6.png"/>
+                    <pic:cNvPr id="0" name="image10.png"/>
                     <pic:cNvPicPr preferRelativeResize="0"/>
                   </pic:nvPicPr>
                   <pic:blipFill>
@@ -6589,7 +6589,7 @@
           <w:pgNumType w:start="1"/>
         </w:sectPr>
       </w:pPr>
-      <w:bookmarkStart w:colFirst="0" w:colLast="0" w:name="_axfhmffgpuzp" w:id="26"/>
+      <w:bookmarkStart w:colFirst="0" w:colLast="0" w:name="_2aowgxtixd4a" w:id="26"/>
       <w:bookmarkEnd w:id="26"/>
       <w:r>
         <w:rPr>
@@ -6627,12 +6627,12 @@
           <wp:inline distB="114300" distT="114300" distL="114300" distR="114300">
             <wp:extent cx="638175" cy="285750"/>
             <wp:effectExtent b="0" l="0" r="0" t="0"/>
-            <wp:docPr id="19" name="image5.png"/>
+            <wp:docPr id="27" name="image4.png"/>
             <a:graphic>
               <a:graphicData uri="http://schemas.openxmlformats.org/drawingml/2006/picture">
                 <pic:pic>
                   <pic:nvPicPr>
-                    <pic:cNvPr id="0" name="image5.png"/>
+                    <pic:cNvPr id="0" name="image4.png"/>
                     <pic:cNvPicPr preferRelativeResize="0"/>
                   </pic:nvPicPr>
                   <pic:blipFill>
@@ -6954,12 +6954,12 @@
           <wp:inline distB="114300" distT="114300" distL="114300" distR="114300">
             <wp:extent cx="5731200" cy="2044700"/>
             <wp:effectExtent b="0" l="0" r="0" t="0"/>
-            <wp:docPr id="22" name="image18.png"/>
+            <wp:docPr id="13" name="image8.png"/>
             <a:graphic>
               <a:graphicData uri="http://schemas.openxmlformats.org/drawingml/2006/picture">
                 <pic:pic>
                   <pic:nvPicPr>
-                    <pic:cNvPr id="0" name="image18.png"/>
+                    <pic:cNvPr id="0" name="image8.png"/>
                     <pic:cNvPicPr preferRelativeResize="0"/>
                   </pic:nvPicPr>
                   <pic:blipFill>
@@ -7039,12 +7039,12 @@
           <wp:inline distB="114300" distT="114300" distL="114300" distR="114300">
             <wp:extent cx="647700" cy="333375"/>
             <wp:effectExtent b="0" l="0" r="0" t="0"/>
-            <wp:docPr id="2" name="image10.png"/>
+            <wp:docPr id="33" name="image2.png"/>
             <a:graphic>
               <a:graphicData uri="http://schemas.openxmlformats.org/drawingml/2006/picture">
                 <pic:pic>
                   <pic:nvPicPr>
-                    <pic:cNvPr id="0" name="image10.png"/>
+                    <pic:cNvPr id="0" name="image2.png"/>
                     <pic:cNvPicPr preferRelativeResize="0"/>
                   </pic:nvPicPr>
                   <pic:blipFill>
@@ -7278,12 +7278,12 @@
           <wp:inline distB="114300" distT="114300" distL="114300" distR="114300">
             <wp:extent cx="5731200" cy="2362200"/>
             <wp:effectExtent b="0" l="0" r="0" t="0"/>
-            <wp:docPr id="37" name="image26.png"/>
+            <wp:docPr id="37" name="image20.png"/>
             <a:graphic>
               <a:graphicData uri="http://schemas.openxmlformats.org/drawingml/2006/picture">
                 <pic:pic>
                   <pic:nvPicPr>
-                    <pic:cNvPr id="0" name="image26.png"/>
+                    <pic:cNvPr id="0" name="image20.png"/>
                     <pic:cNvPicPr preferRelativeResize="0"/>
                   </pic:nvPicPr>
                   <pic:blipFill>
@@ -7346,12 +7346,12 @@
           <wp:inline distB="114300" distT="114300" distL="114300" distR="114300">
             <wp:extent cx="647700" cy="333375"/>
             <wp:effectExtent b="0" l="0" r="0" t="0"/>
-            <wp:docPr id="38" name="image10.png"/>
+            <wp:docPr id="2" name="image2.png"/>
             <a:graphic>
               <a:graphicData uri="http://schemas.openxmlformats.org/drawingml/2006/picture">
                 <pic:pic>
                   <pic:nvPicPr>
-                    <pic:cNvPr id="0" name="image10.png"/>
+                    <pic:cNvPr id="0" name="image2.png"/>
                     <pic:cNvPicPr preferRelativeResize="0"/>
                   </pic:nvPicPr>
                   <pic:blipFill>
@@ -7723,12 +7723,12 @@
           <wp:inline distB="114300" distT="114300" distL="114300" distR="114300">
             <wp:extent cx="647700" cy="333375"/>
             <wp:effectExtent b="0" l="0" r="0" t="0"/>
-            <wp:docPr id="48" name="image10.png"/>
+            <wp:docPr id="32" name="image2.png"/>
             <a:graphic>
               <a:graphicData uri="http://schemas.openxmlformats.org/drawingml/2006/picture">
                 <pic:pic>
                   <pic:nvPicPr>
-                    <pic:cNvPr id="0" name="image10.png"/>
+                    <pic:cNvPr id="0" name="image2.png"/>
                     <pic:cNvPicPr preferRelativeResize="0"/>
                   </pic:nvPicPr>
                   <pic:blipFill>
@@ -8238,12 +8238,12 @@
           <wp:inline distB="114300" distT="114300" distL="114300" distR="114300">
             <wp:extent cx="5731200" cy="5067300"/>
             <wp:effectExtent b="0" l="0" r="0" t="0"/>
-            <wp:docPr id="46" name="image24.png"/>
+            <wp:docPr id="11" name="image7.png"/>
             <a:graphic>
               <a:graphicData uri="http://schemas.openxmlformats.org/drawingml/2006/picture">
                 <pic:pic>
                   <pic:nvPicPr>
-                    <pic:cNvPr id="0" name="image24.png"/>
+                    <pic:cNvPr id="0" name="image7.png"/>
                     <pic:cNvPicPr preferRelativeResize="0"/>
                   </pic:nvPicPr>
                   <pic:blipFill>
@@ -8325,7 +8325,7 @@
           <w:pgNumType w:start="1"/>
         </w:sectPr>
       </w:pPr>
-      <w:bookmarkStart w:colFirst="0" w:colLast="0" w:name="_21pf9x2cjdt4" w:id="33"/>
+      <w:bookmarkStart w:colFirst="0" w:colLast="0" w:name="_s5yg6w6kg8qu" w:id="33"/>
       <w:bookmarkEnd w:id="33"/>
       <w:r>
         <w:rPr>
@@ -8363,12 +8363,12 @@
           <wp:inline distB="114300" distT="114300" distL="114300" distR="114300">
             <wp:extent cx="638175" cy="285750"/>
             <wp:effectExtent b="0" l="0" r="0" t="0"/>
-            <wp:docPr id="24" name="image5.png"/>
+            <wp:docPr id="14" name="image4.png"/>
             <a:graphic>
               <a:graphicData uri="http://schemas.openxmlformats.org/drawingml/2006/picture">
                 <pic:pic>
                   <pic:nvPicPr>
-                    <pic:cNvPr id="0" name="image5.png"/>
+                    <pic:cNvPr id="0" name="image4.png"/>
                     <pic:cNvPicPr preferRelativeResize="0"/>
                   </pic:nvPicPr>
                   <pic:blipFill>
@@ -8866,12 +8866,12 @@
           <wp:inline distB="114300" distT="114300" distL="114300" distR="114300">
             <wp:extent cx="5731200" cy="1841500"/>
             <wp:effectExtent b="0" l="0" r="0" t="0"/>
-            <wp:docPr id="33" name="image19.png"/>
+            <wp:docPr id="48" name="image28.png"/>
             <a:graphic>
               <a:graphicData uri="http://schemas.openxmlformats.org/drawingml/2006/picture">
                 <pic:pic>
                   <pic:nvPicPr>
-                    <pic:cNvPr id="0" name="image19.png"/>
+                    <pic:cNvPr id="0" name="image28.png"/>
                     <pic:cNvPicPr preferRelativeResize="0"/>
                   </pic:nvPicPr>
                   <pic:blipFill>
@@ -8923,12 +8923,12 @@
           <wp:inline distB="114300" distT="114300" distL="114300" distR="114300">
             <wp:extent cx="638175" cy="285750"/>
             <wp:effectExtent b="0" l="0" r="0" t="0"/>
-            <wp:docPr id="14" name="image5.png"/>
+            <wp:docPr id="12" name="image4.png"/>
             <a:graphic>
               <a:graphicData uri="http://schemas.openxmlformats.org/drawingml/2006/picture">
                 <pic:pic>
                   <pic:nvPicPr>
-                    <pic:cNvPr id="0" name="image5.png"/>
+                    <pic:cNvPr id="0" name="image4.png"/>
                     <pic:cNvPicPr preferRelativeResize="0"/>
                   </pic:nvPicPr>
                   <pic:blipFill>
@@ -9355,12 +9355,12 @@
           <wp:inline distB="114300" distT="114300" distL="114300" distR="114300">
             <wp:extent cx="638175" cy="285750"/>
             <wp:effectExtent b="0" l="0" r="0" t="0"/>
-            <wp:docPr id="4" name="image5.png"/>
+            <wp:docPr id="18" name="image4.png"/>
             <a:graphic>
               <a:graphicData uri="http://schemas.openxmlformats.org/drawingml/2006/picture">
                 <pic:pic>
                   <pic:nvPicPr>
-                    <pic:cNvPr id="0" name="image5.png"/>
+                    <pic:cNvPr id="0" name="image4.png"/>
                     <pic:cNvPicPr preferRelativeResize="0"/>
                   </pic:nvPicPr>
                   <pic:blipFill>
@@ -9706,12 +9706,12 @@
           <wp:inline distB="114300" distT="114300" distL="114300" distR="114300">
             <wp:extent cx="5731200" cy="4762500"/>
             <wp:effectExtent b="0" l="0" r="0" t="0"/>
-            <wp:docPr id="39" name="image14.png"/>
+            <wp:docPr id="19" name="image11.png"/>
             <a:graphic>
               <a:graphicData uri="http://schemas.openxmlformats.org/drawingml/2006/picture">
                 <pic:pic>
                   <pic:nvPicPr>
-                    <pic:cNvPr id="0" name="image14.png"/>
+                    <pic:cNvPr id="0" name="image11.png"/>
                     <pic:cNvPicPr preferRelativeResize="0"/>
                   </pic:nvPicPr>
                   <pic:blipFill>
@@ -9777,12 +9777,12 @@
           <wp:inline distB="114300" distT="114300" distL="114300" distR="114300">
             <wp:extent cx="647700" cy="333375"/>
             <wp:effectExtent b="0" l="0" r="0" t="0"/>
-            <wp:docPr id="23" name="image10.png"/>
+            <wp:docPr id="34" name="image2.png"/>
             <a:graphic>
               <a:graphicData uri="http://schemas.openxmlformats.org/drawingml/2006/picture">
                 <pic:pic>
                   <pic:nvPicPr>
-                    <pic:cNvPr id="0" name="image10.png"/>
+                    <pic:cNvPr id="0" name="image2.png"/>
                     <pic:cNvPicPr preferRelativeResize="0"/>
                   </pic:nvPicPr>
                   <pic:blipFill>
@@ -9910,7 +9910,7 @@
                 <w:szCs w:val="28"/>
               </w:rPr>
             </w:pPr>
-            <w:bookmarkStart w:colFirst="0" w:colLast="0" w:name="_ifnww7ym8id1" w:id="34"/>
+            <w:bookmarkStart w:colFirst="0" w:colLast="0" w:name="_a9xuu174qtpl" w:id="34"/>
             <w:bookmarkEnd w:id="34"/>
             <w:r>
               <w:rPr>
@@ -9980,7 +9980,7 @@
                 <w:szCs w:val="24"/>
               </w:rPr>
             </w:pPr>
-            <w:bookmarkStart w:colFirst="0" w:colLast="0" w:name="_1zhit4f6x1gq" w:id="35"/>
+            <w:bookmarkStart w:colFirst="0" w:colLast="0" w:name="_6on4zrcyitxh" w:id="35"/>
             <w:bookmarkEnd w:id="35"/>
             <w:r>
               <w:rPr>
@@ -10021,7 +10021,7 @@
                 <w:szCs w:val="16"/>
               </w:rPr>
             </w:pPr>
-            <w:bookmarkStart w:colFirst="0" w:colLast="0" w:name="_nbfaptmpddd2" w:id="36"/>
+            <w:bookmarkStart w:colFirst="0" w:colLast="0" w:name="_uq07gwb8tzgy" w:id="36"/>
             <w:bookmarkEnd w:id="36"/>
             <w:r>
               <w:rPr>
@@ -10062,7 +10062,7 @@
                 <w:szCs w:val="24"/>
               </w:rPr>
             </w:pPr>
-            <w:bookmarkStart w:colFirst="0" w:colLast="0" w:name="_r6xs9ylceu91" w:id="37"/>
+            <w:bookmarkStart w:colFirst="0" w:colLast="0" w:name="_y2fgyhwnh77j" w:id="37"/>
             <w:bookmarkEnd w:id="37"/>
             <w:r>
               <w:rPr>
@@ -10096,7 +10096,7 @@
                 <w:szCs w:val="24"/>
               </w:rPr>
             </w:pPr>
-            <w:bookmarkStart w:colFirst="0" w:colLast="0" w:name="_alw3hb54nk9j" w:id="38"/>
+            <w:bookmarkStart w:colFirst="0" w:colLast="0" w:name="_phu0jg1vsh5k" w:id="38"/>
             <w:bookmarkEnd w:id="38"/>
             <w:r>
               <w:rPr>
@@ -10178,7 +10178,7 @@
           <w:pgNumType w:start="1"/>
         </w:sectPr>
       </w:pPr>
-      <w:bookmarkStart w:colFirst="0" w:colLast="0" w:name="_4axl5cq1alch" w:id="39"/>
+      <w:bookmarkStart w:colFirst="0" w:colLast="0" w:name="_t934kighr87" w:id="39"/>
       <w:bookmarkEnd w:id="39"/>
       <w:r>
         <w:rPr>
@@ -10216,12 +10216,12 @@
           <wp:inline distB="114300" distT="114300" distL="114300" distR="114300">
             <wp:extent cx="638175" cy="285750"/>
             <wp:effectExtent b="0" l="0" r="0" t="0"/>
-            <wp:docPr id="28" name="image5.png"/>
+            <wp:docPr id="25" name="image4.png"/>
             <a:graphic>
               <a:graphicData uri="http://schemas.openxmlformats.org/drawingml/2006/picture">
                 <pic:pic>
                   <pic:nvPicPr>
-                    <pic:cNvPr id="0" name="image5.png"/>
+                    <pic:cNvPr id="0" name="image4.png"/>
                     <pic:cNvPicPr preferRelativeResize="0"/>
                   </pic:nvPicPr>
                   <pic:blipFill>
@@ -11029,12 +11029,12 @@
           <wp:inline distB="114300" distT="114300" distL="114300" distR="114300">
             <wp:extent cx="638175" cy="285750"/>
             <wp:effectExtent b="0" l="0" r="0" t="0"/>
-            <wp:docPr id="45" name="image5.png"/>
+            <wp:docPr id="6" name="image4.png"/>
             <a:graphic>
               <a:graphicData uri="http://schemas.openxmlformats.org/drawingml/2006/picture">
                 <pic:pic>
                   <pic:nvPicPr>
-                    <pic:cNvPr id="0" name="image5.png"/>
+                    <pic:cNvPr id="0" name="image4.png"/>
                     <pic:cNvPicPr preferRelativeResize="0"/>
                   </pic:nvPicPr>
                   <pic:blipFill>
